--- a/assets/contract_template.docx
+++ b/assets/contract_template.docx
@@ -387,7 +387,7 @@
                 <w:u w:val="single"/>
                 <w:lang w:val="en-US" w:eastAsia="zh-CN"/>
               </w:rPr>
-              <w:t xml:space="preserve">18094719236                      </w:t>
+              <w:t xml:space="preserve">13897764859                      </w:t>
             </w:r>
             <w:r>
               <w:rPr>
@@ -950,7 +950,7 @@
     <w:tbl>
       <w:tblPr>
         <w:tblStyle w:val="7"/>
-        <w:tblW w:w="9592" w:type="dxa"/>
+        <w:tblW w:w="10618" w:type="dxa"/>
         <w:jc w:val="center"/>
         <w:tblBorders>
           <w:top w:val="single" w:color="auto" w:sz="4" w:space="0"/>
@@ -970,7 +970,9 @@
       </w:tblPr>
       <w:tblGrid>
         <w:gridCol w:w="1807"/>
-        <w:gridCol w:w="1284"/>
+        <w:gridCol w:w="1026"/>
+        <w:gridCol w:w="258"/>
+        <w:gridCol w:w="1026"/>
         <w:gridCol w:w="1026"/>
         <w:gridCol w:w="639"/>
         <w:gridCol w:w="1035"/>
@@ -1031,6 +1033,7 @@
         <w:tc>
           <w:tcPr>
             <w:tcW w:w="1284" w:type="dxa"/>
+            <w:gridSpan w:val="2"/>
             <w:vAlign w:val="center"/>
           </w:tcPr>
           <w:p>
@@ -1054,6 +1057,35 @@
                 <w:lang w:val="en-US" w:eastAsia="zh-CN" w:bidi="ar"/>
               </w:rPr>
               <w:t>物料项目号</w:t>
+            </w:r>
+          </w:p>
+        </w:tc>
+        <w:tc>
+          <w:tcPr>
+            <w:tcW w:w="1026" w:type="dxa"/>
+            <w:vAlign w:val="center"/>
+          </w:tcPr>
+          <w:p>
+            <w:pPr>
+              <w:keepNext w:val="0"/>
+              <w:keepLines w:val="0"/>
+              <w:widowControl/>
+              <w:suppressLineNumbers w:val="0"/>
+              <w:jc w:val="center"/>
+              <w:textAlignment w:val="center"/>
+              <w:rPr>
+                <w:rStyle w:val="14"/>
+                <w:rFonts w:hint="default"/>
+                <w:lang w:val="en-US" w:eastAsia="zh-CN" w:bidi="ar"/>
+              </w:rPr>
+            </w:pPr>
+            <w:r>
+              <w:rPr>
+                <w:rStyle w:val="14"/>
+                <w:rFonts w:hint="eastAsia"/>
+                <w:lang w:val="en-US" w:eastAsia="zh-CN" w:bidi="ar"/>
+              </w:rPr>
+              <w:t>材质结构</w:t>
             </w:r>
           </w:p>
         </w:tc>
@@ -1297,6 +1329,7 @@
         <w:tc>
           <w:tcPr>
             <w:tcW w:w="1284" w:type="dxa"/>
+            <w:gridSpan w:val="2"/>
             <w:vAlign w:val="center"/>
           </w:tcPr>
           <w:p>
@@ -1333,6 +1366,33 @@
               </w:rPr>
               <w:t>81000000</w:t>
             </w:r>
+          </w:p>
+        </w:tc>
+        <w:tc>
+          <w:tcPr>
+            <w:tcW w:w="1026" w:type="dxa"/>
+            <w:vAlign w:val="center"/>
+          </w:tcPr>
+          <w:p>
+            <w:pPr>
+              <w:keepNext w:val="0"/>
+              <w:keepLines w:val="0"/>
+              <w:widowControl/>
+              <w:suppressLineNumbers w:val="0"/>
+              <w:jc w:val="center"/>
+              <w:textAlignment w:val="center"/>
+              <w:rPr>
+                <w:rFonts w:hint="eastAsia" w:ascii="宋体" w:hAnsi="宋体" w:cs="宋体"/>
+                <w:i w:val="0"/>
+                <w:iCs w:val="0"/>
+                <w:color w:val="000000"/>
+                <w:kern w:val="0"/>
+                <w:sz w:val="20"/>
+                <w:szCs w:val="20"/>
+                <w:u w:val="none"/>
+                <w:lang w:val="en-US" w:eastAsia="zh-CN" w:bidi="ar"/>
+              </w:rPr>
+            </w:pPr>
           </w:p>
         </w:tc>
         <w:tc>
@@ -1585,7 +1645,8 @@
         </w:trPr>
         <w:tc>
           <w:tcPr>
-            <w:tcW w:w="1807" w:type="dxa"/>
+            <w:tcW w:w="2833" w:type="dxa"/>
+            <w:gridSpan w:val="2"/>
             <w:vAlign w:val="center"/>
           </w:tcPr>
           <w:p>
@@ -1597,7 +1658,7 @@
               <w:jc w:val="right"/>
               <w:textAlignment w:val="center"/>
               <w:rPr>
-                <w:rFonts w:hint="eastAsia" w:ascii="宋体" w:hAnsi="宋体" w:eastAsia="宋体" w:cs="宋体"/>
+                <w:rFonts w:hint="eastAsia" w:ascii="宋体" w:hAnsi="宋体" w:eastAsia="楷体" w:cs="宋体"/>
                 <w:i w:val="0"/>
                 <w:iCs w:val="0"/>
                 <w:color w:val="000000"/>
@@ -1615,14 +1676,24 @@
                 <w:sz w:val="18"/>
                 <w:szCs w:val="18"/>
               </w:rPr>
-              <w:t>合计：</w:t>
+              <w:t>合计</w:t>
+            </w:r>
+            <w:r>
+              <w:rPr>
+                <w:rFonts w:hint="eastAsia" w:ascii="楷体" w:hAnsi="楷体" w:eastAsia="楷体"/>
+                <w:b/>
+                <w:sz w:val="18"/>
+                <w:szCs w:val="18"/>
+                <w:lang w:val="en-US" w:eastAsia="zh-CN"/>
+              </w:rPr>
+              <w:t>人民币：</w:t>
             </w:r>
           </w:p>
         </w:tc>
         <w:tc>
           <w:tcPr>
             <w:tcW w:w="2949" w:type="dxa"/>
-            <w:gridSpan w:val="3"/>
+            <w:gridSpan w:val="4"/>
             <w:vAlign w:val="center"/>
           </w:tcPr>
           <w:p>
@@ -1631,7 +1702,7 @@
               <w:keepLines w:val="0"/>
               <w:widowControl/>
               <w:suppressLineNumbers w:val="0"/>
-              <w:jc w:val="center"/>
+              <w:jc w:val="both"/>
               <w:textAlignment w:val="center"/>
               <w:rPr>
                 <w:rFonts w:hint="default" w:ascii="宋体" w:hAnsi="宋体" w:cs="宋体"/>
@@ -1647,15 +1718,11 @@
             </w:pPr>
             <w:r>
               <w:rPr>
-                <w:rFonts w:hint="eastAsia" w:ascii="宋体" w:hAnsi="宋体" w:cs="宋体"/>
-                <w:i w:val="0"/>
-                <w:iCs w:val="0"/>
-                <w:color w:val="000000"/>
-                <w:kern w:val="0"/>
-                <w:sz w:val="20"/>
-                <w:szCs w:val="20"/>
-                <w:u w:val="none"/>
-                <w:lang w:val="en-US" w:eastAsia="zh-CN" w:bidi="ar"/>
+                <w:rFonts w:hint="eastAsia" w:ascii="楷体" w:hAnsi="楷体" w:eastAsia="楷体"/>
+                <w:b/>
+                <w:sz w:val="18"/>
+                <w:szCs w:val="18"/>
+                <w:lang w:val="en-US" w:eastAsia="zh-CN"/>
               </w:rPr>
               <w:t>陆仟元整</w:t>
             </w:r>
